--- a/public/template_undangan_rapat.docx
+++ b/public/template_undangan_rapat.docx
@@ -37,43 +37,7 @@
           <w:szCs w:val="22"/>
           <w:lang w:val="sv-SE"/>
         </w:rPr>
-        <w:t xml:space="preserve">   </w:t>
-      </w:r>
-      <w:r>
-        <w:rPr>
-          <w:rFonts w:ascii="Arial" w:hAnsi="Arial" w:cs="Arial"/>
-          <w:sz w:val="22"/>
-          <w:szCs w:val="22"/>
-          <w:lang w:val="sv-SE"/>
-        </w:rPr>
-        <w:t xml:space="preserve">       </w:t>
-      </w:r>
-      <w:r>
-        <w:rPr>
-          <w:rFonts w:ascii="Arial" w:hAnsi="Arial" w:cs="Arial"/>
-          <w:sz w:val="22"/>
-          <w:szCs w:val="22"/>
-          <w:lang w:val="sv-SE"/>
-        </w:rPr>
-        <w:t xml:space="preserve">    </w:t>
-      </w:r>
-      <w:r>
-        <w:rPr>
-          <w:rFonts w:ascii="Arial" w:hAnsi="Arial" w:cs="Arial"/>
-          <w:sz w:val="22"/>
-          <w:szCs w:val="22"/>
-          <w:lang w:val="sv-SE"/>
-        </w:rPr>
-        <w:t xml:space="preserve"> </w:t>
-      </w:r>
-      <w:r>
-        <w:rPr>
-          <w:rFonts w:ascii="Arial" w:hAnsi="Arial" w:cs="Arial"/>
-          <w:sz w:val="22"/>
-          <w:szCs w:val="22"/>
-          <w:lang w:val="sv-SE"/>
-        </w:rPr>
-        <w:t xml:space="preserve">    </w:t>
+        <w:t xml:space="preserve">                   </w:t>
       </w:r>
       <w:r>
         <w:rPr>
@@ -175,7 +139,7 @@
           </mc:Choice>
           <mc:Fallback>
             <w:pict>
-              <v:line w14:anchorId="1CA16DD9" id="Straight Connector 2" o:spid="_x0000_s1026" style="position:absolute;z-index:251659264;visibility:visible;mso-wrap-style:square;mso-width-percent:0;mso-height-percent:0;mso-wrap-distance-left:9pt;mso-wrap-distance-top:0;mso-wrap-distance-right:9pt;mso-wrap-distance-bottom:0;mso-position-horizontal:absolute;mso-position-horizontal-relative:text;mso-position-vertical:absolute;mso-position-vertical-relative:text;mso-width-percent:0;mso-height-percent:0;mso-width-relative:page;mso-height-relative:page" from=".15pt,2.35pt" to="264.75pt,2.35pt" o:gfxdata="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"/>
+              <v:line w14:anchorId="1CA16DD9" id="Straight Connector 2" o:spid="_x0000_s1026" style="position:absolute;z-index:251659264;visibility:visible;mso-wrap-style:square;mso-width-percent:0;mso-height-percent:0;mso-wrap-distance-left:9pt;mso-wrap-distance-top:0;mso-wrap-distance-right:9pt;mso-wrap-distance-bottom:0;mso-position-horizontal:absolute;mso-position-horizontal-relative:text;mso-position-vertical:absolute;mso-position-vertical-relative:text;mso-width-percent:0;mso-height-percent:0;mso-width-relative:page;mso-height-relative:page" from=".15pt,2.35pt" to="264.75pt,2.35pt" o:gfxdata="UEsDBBQABgAIAAAAIQC2gziS/gAAAOEBAAATAAAAW0NvbnRlbnRfVHlwZXNdLnhtbJSRQU7DMBBF 90jcwfIWJU67QAgl6YK0S0CoHGBkTxKLZGx5TGhvj5O2G0SRWNoz/78nu9wcxkFMGNg6quQqL6RA 0s5Y6ir5vt9lD1JwBDIwOMJKHpHlpr69KfdHjyxSmriSfYz+USnWPY7AufNIadK6MEJMx9ApD/oD OlTrorhX2lFEilmcO2RdNtjC5xDF9pCuTyYBB5bi6bQ4syoJ3g9WQ0ymaiLzg5KdCXlKLjvcW893 SUOqXwnz5DrgnHtJTxOsQfEKIT7DmDSUCaxw7Rqn8787ZsmRM9e2VmPeBN4uqYvTtW7jvijg9N/y JsXecLq0q+WD6m8AAAD//wMAUEsDBBQABgAIAAAAIQA4/SH/1gAAAJQBAAALAAAAX3JlbHMvLnJl bHOkkMFqwzAMhu+DvYPRfXGawxijTi+j0GvpHsDYimMaW0Yy2fr2M4PBMnrbUb/Q94l/f/hMi1qR JVI2sOt6UJgd+ZiDgffL8ekFlFSbvV0oo4EbChzGx4f9GRdb25HMsYhqlCwG5lrLq9biZkxWOiqY 22YiTra2kYMu1l1tQD30/bPm3wwYN0x18gb45AdQl1tp5j/sFB2T0FQ7R0nTNEV3j6o9feQzro1i OWA14Fm+Q8a1a8+Bvu/d/dMb2JY5uiPbhG/ktn4cqGU/er3pcvwCAAD//wMAUEsDBBQABgAIAAAA IQAouT1esAEAAEgDAAAOAAAAZHJzL2Uyb0RvYy54bWysU8Fu2zAMvQ/YPwi6L3bStdiMOD2k6y7d FqDdBzCSbAuVRYFU4uTvJ6lJWmy3oT4Ikkg+vfdIL28PoxN7Q2zRt3I+q6UwXqG2vm/l76f7T1+k 4Aheg0NvWnk0LG9XHz8sp9CYBQ7otCGRQDw3U2jlEGNoqorVYEbgGQbjU7BDGiGmI/WVJpgS+uiq RV3fVBOSDoTKMKfbu5egXBX8rjMq/uo6NlG4ViZusaxU1m1eq9USmp4gDFadaMB/sBjB+vToBeoO Iogd2X+gRqsIGbs4UzhW2HVWmaIhqZnXf6l5HCCYoiWZw+FiE78frPq5X/sNZerq4B/DA6pnFh7X A/jeFAJPx5AaN89WVVPg5lKSDxw2JLbTD9QpB3YRiwuHjsYMmfSJQzH7eDHbHKJQ6fLq6qb+vEg9 UedYBc25MBDH7wZHkTetdNZnH6CB/QPHTASac0q+9nhvnSu9dF5Mrfx6vbguBYzO6hzMaUz9du1I 7CFPQ/mKqhR5m0a487qADQb0t9M+gnUv+/S48yczsv48bNxsUR83dDYptauwPI1Wnoe351L9+gOs /gAAAP//AwBQSwMEFAAGAAgAAAAhAN1FcnvZAAAABAEAAA8AAABkcnMvZG93bnJldi54bWxMjsFO wzAQRO9I/IO1SFyq1iGlBUI2FQJy64UC4rqNlyQiXqex2wa+HsMFjqMZvXn5arSdOvDgWycIF7ME FEvlTCs1wstzOb0G5QOJoc4JI3yyh1VxepJTZtxRnviwCbWKEPEZITQh9JnWvmrYkp+5niV2726w FGIcam0GOka47XSaJEttqZX40FDP9w1XH5u9RfDlK+/Kr0k1Sd7mteN097B+JMTzs/HuFlTgMfyN 4Uc/qkMRnbZuL8arDmEedwiXV6BiuUhvFqC2v1kXuf4vX3wDAAD//wMAUEsBAi0AFAAGAAgAAAAh ALaDOJL+AAAA4QEAABMAAAAAAAAAAAAAAAAAAAAAAFtDb250ZW50X1R5cGVzXS54bWxQSwECLQAU AAYACAAAACEAOP0h/9YAAACUAQAACwAAAAAAAAAAAAAAAAAvAQAAX3JlbHMvLnJlbHNQSwECLQAU AAYACAAAACEAKLk9XrABAABIAwAADgAAAAAAAAAAAAAAAAAuAgAAZHJzL2Uyb0RvYy54bWxQSwEC LQAUAAYACAAAACEA3UVye9kAAAAEAQAADwAAAAAAAAAAAAAAAAAKBAAAZHJzL2Rvd25yZXYueG1s UEsFBgAAAAAEAAQA8wAAABAFAAAAAA== "/>
             </w:pict>
           </mc:Fallback>
         </mc:AlternateContent>
@@ -261,12 +225,6 @@
           <w:lang w:val="sv-SE"/>
         </w:rPr>
         <w:t>Kepada Yth</w:t>
-      </w:r>
-      <w:r>
-        <w:rPr>
-          <w:rFonts w:ascii="Arial" w:hAnsi="Arial" w:cs="Arial"/>
-          <w:lang w:val="sv-SE"/>
-        </w:rPr>
         <w:tab/>
         <w:t xml:space="preserve">:  </w:t>
       </w:r>
@@ -275,30 +233,7 @@
           <w:rFonts w:ascii="Arial" w:hAnsi="Arial" w:cs="Arial"/>
           <w:lang w:val="en-US"/>
         </w:rPr>
-        <w:t>Bapak/Ibu Dosen</w:t>
-      </w:r>
-      <w:r>
-        <w:rPr>
-          <w:rFonts w:ascii="Arial" w:hAnsi="Arial" w:cs="Arial"/>
-          <w:lang w:val="en-US"/>
-        </w:rPr>
-        <w:t xml:space="preserve"> </w:t>
-      </w:r>
-      <w:proofErr w:type="spellStart"/>
-      <w:r>
-        <w:rPr>
-          <w:rFonts w:ascii="Arial" w:hAnsi="Arial" w:cs="Arial"/>
-          <w:lang w:val="en-US"/>
-        </w:rPr>
-        <w:t>Infomatika</w:t>
-      </w:r>
-      <w:proofErr w:type="spellEnd"/>
-      <w:r>
-        <w:rPr>
-          <w:rFonts w:ascii="Arial" w:hAnsi="Arial" w:cs="Arial"/>
-          <w:lang w:val="en-US"/>
-        </w:rPr>
-        <w:t xml:space="preserve"> </w:t>
+        <w:t xml:space="preserve">Bapak/Ibu Dosen Infomatika </w:t>
       </w:r>
     </w:p>
     <w:p>
@@ -314,19 +249,7 @@
           <w:lang w:val="sv-SE"/>
         </w:rPr>
         <w:t>Dari</w:t>
-      </w:r>
-      <w:r>
-        <w:rPr>
-          <w:rFonts w:ascii="Arial" w:hAnsi="Arial" w:cs="Arial"/>
-          <w:lang w:val="sv-SE"/>
-        </w:rPr>
         <w:tab/>
-      </w:r>
-      <w:r>
-        <w:rPr>
-          <w:rFonts w:ascii="Arial" w:hAnsi="Arial" w:cs="Arial"/>
-          <w:lang w:val="sv-SE"/>
-        </w:rPr>
         <w:tab/>
         <w:t xml:space="preserve">:  </w:t>
       </w:r>
@@ -337,21 +260,12 @@
         </w:rPr>
         <w:t>K</w:t>
       </w:r>
-      <w:proofErr w:type="spellStart"/>
-      <w:r>
-        <w:rPr>
-          <w:rFonts w:ascii="Arial" w:hAnsi="Arial" w:cs="Arial"/>
-          <w:lang w:val="en-US"/>
-        </w:rPr>
-        <w:t>etua</w:t>
-      </w:r>
-      <w:proofErr w:type="spellEnd"/>
-      <w:r>
-        <w:rPr>
-          <w:rFonts w:ascii="Arial" w:hAnsi="Arial" w:cs="Arial"/>
-          <w:lang w:val="en-US"/>
-        </w:rPr>
-        <w:t xml:space="preserve"> Program Studi</w:t>
+      <w:r>
+        <w:rPr>
+          <w:rFonts w:ascii="Arial" w:hAnsi="Arial" w:cs="Arial"/>
+          <w:lang w:val="en-US"/>
+        </w:rPr>
+        <w:t>etua Program Studi</w:t>
       </w:r>
       <w:r>
         <w:rPr>
@@ -381,28 +295,8 @@
           <w:lang w:val="sv-SE"/>
         </w:rPr>
         <w:t>Perihal</w:t>
-      </w:r>
-      <w:r>
-        <w:rPr>
-          <w:rFonts w:ascii="Arial" w:hAnsi="Arial" w:cs="Arial"/>
-          <w:lang w:val="sv-SE"/>
-        </w:rPr>
         <w:tab/>
-        <w:t xml:space="preserve">:  </w:t>
-      </w:r>
-      <w:r>
-        <w:rPr>
-          <w:rFonts w:ascii="Arial" w:hAnsi="Arial" w:cs="Arial"/>
-          <w:lang w:val="sv-SE"/>
-        </w:rPr>
-        <w:t xml:space="preserve">Seminar Proposal </w:t>
-      </w:r>
-      <w:r>
-        <w:rPr>
-          <w:rFonts w:ascii="Arial" w:hAnsi="Arial" w:cs="Arial"/>
-          <w:lang w:val="sv-SE"/>
-        </w:rPr>
-        <w:t>Tugas Akhir</w:t>
+        <w:t xml:space="preserve">:  ${PERIHAL}</w:t>
       </w:r>
     </w:p>
     <w:p>
@@ -482,7 +376,7 @@
           </mc:Choice>
           <mc:Fallback>
             <w:pict>
-              <v:line w14:anchorId="6864DCCA" id="Straight Connector 1" o:spid="_x0000_s1026" style="position:absolute;z-index:251660288;visibility:visible;mso-wrap-style:square;mso-width-percent:0;mso-height-percent:0;mso-wrap-distance-left:9pt;mso-wrap-distance-top:0;mso-wrap-distance-right:9pt;mso-wrap-distance-bottom:0;mso-position-horizontal:absolute;mso-position-horizontal-relative:text;mso-position-vertical:absolute;mso-position-vertical-relative:text;mso-width-percent:0;mso-height-percent:0;mso-width-relative:page;mso-height-relative:page" from="80.25pt,1.4pt" to="258pt,1.4pt" o:gfxdata="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"/>
+              <v:line w14:anchorId="6864DCCA" id="Straight Connector 1" o:spid="_x0000_s1026" style="position:absolute;z-index:251660288;visibility:visible;mso-wrap-style:square;mso-width-percent:0;mso-height-percent:0;mso-wrap-distance-left:9pt;mso-wrap-distance-top:0;mso-wrap-distance-right:9pt;mso-wrap-distance-bottom:0;mso-position-horizontal:absolute;mso-position-horizontal-relative:text;mso-position-vertical:absolute;mso-position-vertical-relative:text;mso-width-percent:0;mso-height-percent:0;mso-width-relative:page;mso-height-relative:page" from="80.25pt,1.4pt" to="258pt,1.4pt" o:gfxdata="UEsDBBQABgAIAAAAIQC2gziS/gAAAOEBAAATAAAAW0NvbnRlbnRfVHlwZXNdLnhtbJSRQU7DMBBF 90jcwfIWJU67QAgl6YK0S0CoHGBkTxKLZGx5TGhvj5O2G0SRWNoz/78nu9wcxkFMGNg6quQqL6RA 0s5Y6ir5vt9lD1JwBDIwOMJKHpHlpr69KfdHjyxSmriSfYz+USnWPY7AufNIadK6MEJMx9ApD/oD OlTrorhX2lFEilmcO2RdNtjC5xDF9pCuTyYBB5bi6bQ4syoJ3g9WQ0ymaiLzg5KdCXlKLjvcW893 SUOqXwnz5DrgnHtJTxOsQfEKIT7DmDSUCaxw7Rqn8787ZsmRM9e2VmPeBN4uqYvTtW7jvijg9N/y JsXecLq0q+WD6m8AAAD//wMAUEsDBBQABgAIAAAAIQA4/SH/1gAAAJQBAAALAAAAX3JlbHMvLnJl bHOkkMFqwzAMhu+DvYPRfXGawxijTi+j0GvpHsDYimMaW0Yy2fr2M4PBMnrbUb/Q94l/f/hMi1qR JVI2sOt6UJgd+ZiDgffL8ekFlFSbvV0oo4EbChzGx4f9GRdb25HMsYhqlCwG5lrLq9biZkxWOiqY 22YiTra2kYMu1l1tQD30/bPm3wwYN0x18gb45AdQl1tp5j/sFB2T0FQ7R0nTNEV3j6o9feQzro1i OWA14Fm+Q8a1a8+Bvu/d/dMb2JY5uiPbhG/ktn4cqGU/er3pcvwCAAD//wMAUEsDBBQABgAIAAAA IQA6yWI9rgEAAEgDAAAOAAAAZHJzL2Uyb0RvYy54bWysU01v2zAMvQ/YfxB0X5wYyz6MOD2k6y7d FqDdD2Ak2RYqiwKpxMm/n6QmWdHdhvogiKT09N4jvbo5jk4cDLFF38rFbC6F8Qq19X0rfz/effgi BUfwGhx608qTYXmzfv9uNYXG1Dig04ZEAvHcTKGVQ4yhqSpWgxmBZxiMT8UOaYSYQuorTTAl9NFV 9Xz+qZqQdCBUhjllb5+Lcl3wu86o+Kvr2EThWpm4xbJSWXd5rdYraHqCMFh1pgH/wWIE69OjV6hb iCD2ZP+BGq0iZOziTOFYYddZZYqGpGYxf6XmYYBgipZkDoerTfx2sOrnYeO3lKmro38I96ieWHjc DOB7Uwg8nkJq3CJbVU2Bm+uVHHDYkthNP1CnM7CPWFw4djRmyKRPHIvZp6vZ5hiFSsm6Xn7+WC+l UJdaBc3lYiCO3w2OIm9a6azPPkADh3uOmQg0lyM57fHOOld66byYWvl1mZBzhdFZnYsloH63cSQO kKehfEXVq2OEe68L2GBAfzvvI1j3vE+PO382I+vPw8bNDvVpSxeTUrsKy/No5Xl4GZfbf3+A9R8A AAD//wMAUEsDBBQABgAIAAAAIQBoHmKo2QAAAAcBAAAPAAAAZHJzL2Rvd25yZXYueG1sTI/BTsMw EETvSPyDtUhcqtYmqBVK41QIyI0LBcR1Gy9JRLxOY7cNfD0LFzjOzmj2TbGZfK+ONMYusIWrhQFF XAfXcWPh5bma34CKCdlhH5gsfFKETXl+VmDuwomf6LhNjZISjjlaaFMacq1j3ZLHuAgDsXjvYfSY RI6NdiOepNz3OjNmpT12LB9aHOiupfpje/AWYvVK++prVs/M23UTKNvfPz6gtZcX0+0aVKIp/YXh B1/QoRSmXTiwi6oXvTJLiVrIZIH4SzmA2v1qXRb6P3/5DQAA//8DAFBLAQItABQABgAIAAAAIQC2 gziS/gAAAOEBAAATAAAAAAAAAAAAAAAAAAAAAABbQ29udGVudF9UeXBlc10ueG1sUEsBAi0AFAAG AAgAAAAhADj9If/WAAAAlAEAAAsAAAAAAAAAAAAAAAAALwEAAF9yZWxzLy5yZWxzUEsBAi0AFAAG AAgAAAAhADrJYj2uAQAASAMAAA4AAAAAAAAAAAAAAAAALgIAAGRycy9lMm9Eb2MueG1sUEsBAi0A FAAGAAgAAAAhAGgeYqjZAAAABwEAAA8AAAAAAAAAAAAAAAAACAQAAGRycy9kb3ducmV2LnhtbFBL BQYAAAAABAAEAPMAAAAOBQAAAAA= "/>
             </w:pict>
           </mc:Fallback>
         </mc:AlternateContent>
@@ -514,186 +408,28 @@
           <w:lang w:val="id-ID"/>
         </w:rPr>
         <w:t>1.</w:t>
+        <w:tab/>
+      </w:r>
+      <w:r>
+        <w:rPr>
+          <w:rFonts w:ascii="Arial" w:hAnsi="Arial" w:cs="Arial"/>
+          <w:lang w:val="en-US"/>
+        </w:rPr>
+        <w:t xml:space="preserve">Mengacu Kalender Akademik dan Kurikulum </w:t>
       </w:r>
       <w:r>
         <w:rPr>
           <w:rFonts w:ascii="Arial" w:hAnsi="Arial" w:cs="Arial"/>
           <w:lang w:val="id-ID"/>
         </w:rPr>
-        <w:tab/>
-      </w:r>
-      <w:proofErr w:type="spellStart"/>
-      <w:r>
-        <w:rPr>
-          <w:rFonts w:ascii="Arial" w:hAnsi="Arial" w:cs="Arial"/>
-          <w:lang w:val="en-US"/>
-        </w:rPr>
-        <w:t>Mengacu</w:t>
-      </w:r>
-      <w:proofErr w:type="spellEnd"/>
-      <w:r>
-        <w:rPr>
-          <w:rFonts w:ascii="Arial" w:hAnsi="Arial" w:cs="Arial"/>
-          <w:lang w:val="en-US"/>
-        </w:rPr>
-        <w:t xml:space="preserve"> Kalender Akademik dan </w:t>
-      </w:r>
-      <w:proofErr w:type="spellStart"/>
-      <w:r>
-        <w:rPr>
-          <w:rFonts w:ascii="Arial" w:hAnsi="Arial" w:cs="Arial"/>
-          <w:lang w:val="en-US"/>
-        </w:rPr>
-        <w:t>Kurikulum</w:t>
-      </w:r>
-      <w:proofErr w:type="spellEnd"/>
-      <w:r>
-        <w:rPr>
-          <w:rFonts w:ascii="Arial" w:hAnsi="Arial" w:cs="Arial"/>
-          <w:lang w:val="en-US"/>
-        </w:rPr>
-        <w:t xml:space="preserve"> </w:t>
-      </w:r>
-      <w:r>
-        <w:rPr>
-          <w:rFonts w:ascii="Arial" w:hAnsi="Arial" w:cs="Arial"/>
-          <w:lang w:val="id-ID"/>
-        </w:rPr>
         <w:t xml:space="preserve">Prodi </w:t>
       </w:r>
-      <w:proofErr w:type="spellStart"/>
-      <w:r>
-        <w:rPr>
-          <w:rFonts w:ascii="Arial" w:hAnsi="Arial" w:cs="Arial"/>
-          <w:lang w:val="en-US"/>
-        </w:rPr>
-        <w:t>Informatika</w:t>
-      </w:r>
-      <w:proofErr w:type="spellEnd"/>
-      <w:r>
-        <w:rPr>
-          <w:rFonts w:ascii="Arial" w:hAnsi="Arial" w:cs="Arial"/>
-          <w:lang w:val="en-US"/>
-        </w:rPr>
-        <w:t xml:space="preserve">, </w:t>
-      </w:r>
-      <w:r>
-        <w:rPr>
-          <w:rFonts w:ascii="Arial" w:hAnsi="Arial" w:cs="Arial"/>
-          <w:lang w:val="en-US"/>
-        </w:rPr>
-        <w:t>Prodi</w:t>
-      </w:r>
-      <w:r>
-        <w:rPr>
-          <w:rFonts w:ascii="Arial" w:hAnsi="Arial" w:cs="Arial"/>
-          <w:lang w:val="en-US"/>
-        </w:rPr>
-        <w:t xml:space="preserve"> </w:t>
-      </w:r>
-      <w:proofErr w:type="spellStart"/>
-      <w:r>
-        <w:rPr>
-          <w:rFonts w:ascii="Arial" w:hAnsi="Arial" w:cs="Arial"/>
-          <w:lang w:val="en-US"/>
-        </w:rPr>
-        <w:t>akan</w:t>
-      </w:r>
-      <w:proofErr w:type="spellEnd"/>
-      <w:r>
-        <w:rPr>
-          <w:rFonts w:ascii="Arial" w:hAnsi="Arial" w:cs="Arial"/>
-          <w:lang w:val="en-US"/>
-        </w:rPr>
-        <w:t xml:space="preserve"> </w:t>
-      </w:r>
-      <w:proofErr w:type="spellStart"/>
-      <w:r>
-        <w:rPr>
-          <w:rFonts w:ascii="Arial" w:hAnsi="Arial" w:cs="Arial"/>
-          <w:lang w:val="en-US"/>
-        </w:rPr>
-        <w:t>mengadakan</w:t>
-      </w:r>
-      <w:proofErr w:type="spellEnd"/>
-      <w:r>
-        <w:rPr>
-          <w:rFonts w:ascii="Arial" w:hAnsi="Arial" w:cs="Arial"/>
-          <w:lang w:val="en-US"/>
-        </w:rPr>
-        <w:t xml:space="preserve"> Seminar Proposal </w:t>
-      </w:r>
-      <w:proofErr w:type="spellStart"/>
-      <w:r>
-        <w:rPr>
-          <w:rFonts w:ascii="Arial" w:hAnsi="Arial" w:cs="Arial"/>
-          <w:lang w:val="en-US"/>
-        </w:rPr>
-        <w:t>Tugas</w:t>
-      </w:r>
-      <w:proofErr w:type="spellEnd"/>
-      <w:r>
-        <w:rPr>
-          <w:rFonts w:ascii="Arial" w:hAnsi="Arial" w:cs="Arial"/>
-          <w:lang w:val="en-US"/>
-        </w:rPr>
-        <w:t xml:space="preserve"> Akhir</w:t>
-      </w:r>
-      <w:r>
-        <w:rPr>
-          <w:rFonts w:ascii="Arial" w:hAnsi="Arial" w:cs="Arial"/>
-          <w:lang w:val="en-US"/>
-        </w:rPr>
-        <w:t xml:space="preserve"> </w:t>
-      </w:r>
-      <w:r>
-        <w:rPr>
-          <w:rFonts w:ascii="Arial" w:hAnsi="Arial" w:cs="Arial"/>
-          <w:lang w:val="en-US"/>
-        </w:rPr>
-        <w:t>G</w:t>
-      </w:r>
-      <w:r>
-        <w:rPr>
-          <w:rFonts w:ascii="Arial" w:hAnsi="Arial" w:cs="Arial"/>
-          <w:lang w:val="en-US"/>
-        </w:rPr>
-        <w:t>anjil</w:t>
-      </w:r>
-      <w:r>
-        <w:rPr>
-          <w:rFonts w:ascii="Arial" w:hAnsi="Arial" w:cs="Arial"/>
-          <w:lang w:val="en-US"/>
-        </w:rPr>
-        <w:t xml:space="preserve"> 202</w:t>
-      </w:r>
-      <w:r>
-        <w:rPr>
-          <w:rFonts w:ascii="Arial" w:hAnsi="Arial" w:cs="Arial"/>
-          <w:lang w:val="en-US"/>
-        </w:rPr>
-        <w:t>5</w:t>
-      </w:r>
-      <w:r>
-        <w:rPr>
-          <w:rFonts w:ascii="Arial" w:hAnsi="Arial" w:cs="Arial"/>
-          <w:lang w:val="en-US"/>
-        </w:rPr>
-        <w:t>/202</w:t>
-      </w:r>
-      <w:r>
-        <w:rPr>
-          <w:rFonts w:ascii="Arial" w:hAnsi="Arial" w:cs="Arial"/>
-          <w:lang w:val="en-US"/>
-        </w:rPr>
-        <w:t>6</w:t>
-      </w:r>
-      <w:r>
-        <w:rPr>
-          <w:rFonts w:ascii="Arial" w:hAnsi="Arial" w:cs="Arial"/>
-          <w:lang w:val="en-US"/>
-        </w:rPr>
-        <w:t>.</w:t>
+      <w:r>
+        <w:rPr>
+          <w:rFonts w:ascii="Arial" w:hAnsi="Arial" w:cs="Arial"/>
+          <w:lang w:val="en-US"/>
+        </w:rPr>
+        <w:t>Informatika, Prodi akan mengadakan Seminar Proposal Tugas Akhir Ganjil 2025/2026.</w:t>
       </w:r>
     </w:p>
     <w:p>
@@ -726,256 +462,14 @@
           <w:lang w:val="id-ID"/>
         </w:rPr>
         <w:t>2.</w:t>
-      </w:r>
-      <w:r>
-        <w:rPr>
-          <w:rFonts w:ascii="Arial" w:hAnsi="Arial" w:cs="Arial"/>
-          <w:lang w:val="id-ID"/>
-        </w:rPr>
         <w:tab/>
       </w:r>
-      <w:proofErr w:type="spellStart"/>
-      <w:r>
-        <w:rPr>
-          <w:rFonts w:ascii="Arial" w:hAnsi="Arial" w:cs="Arial"/>
-          <w:lang w:val="en-US"/>
-        </w:rPr>
-        <w:t>Sehubungan</w:t>
-      </w:r>
-      <w:proofErr w:type="spellEnd"/>
-      <w:r>
-        <w:rPr>
-          <w:rFonts w:ascii="Arial" w:hAnsi="Arial" w:cs="Arial"/>
-          <w:lang w:val="en-US"/>
-        </w:rPr>
-        <w:t xml:space="preserve"> </w:t>
-      </w:r>
-      <w:proofErr w:type="spellStart"/>
-      <w:r>
-        <w:rPr>
-          <w:rFonts w:ascii="Arial" w:hAnsi="Arial" w:cs="Arial"/>
-          <w:lang w:val="en-US"/>
-        </w:rPr>
-        <w:t>dengan</w:t>
-      </w:r>
-      <w:proofErr w:type="spellEnd"/>
-      <w:r>
-        <w:rPr>
-          <w:rFonts w:ascii="Arial" w:hAnsi="Arial" w:cs="Arial"/>
-          <w:lang w:val="en-US"/>
-        </w:rPr>
-        <w:t xml:space="preserve"> </w:t>
-      </w:r>
-      <w:proofErr w:type="spellStart"/>
-      <w:r>
-        <w:rPr>
-          <w:rFonts w:ascii="Arial" w:hAnsi="Arial" w:cs="Arial"/>
-          <w:lang w:val="en-US"/>
-        </w:rPr>
-        <w:t>hal</w:t>
-      </w:r>
-      <w:proofErr w:type="spellEnd"/>
-      <w:r>
-        <w:rPr>
-          <w:rFonts w:ascii="Arial" w:hAnsi="Arial" w:cs="Arial"/>
-          <w:lang w:val="en-US"/>
-        </w:rPr>
-        <w:t xml:space="preserve"> </w:t>
-      </w:r>
-      <w:proofErr w:type="spellStart"/>
-      <w:r>
-        <w:rPr>
-          <w:rFonts w:ascii="Arial" w:hAnsi="Arial" w:cs="Arial"/>
-          <w:lang w:val="en-US"/>
-        </w:rPr>
-        <w:t>tersebut</w:t>
-      </w:r>
-      <w:proofErr w:type="spellEnd"/>
-      <w:r>
-        <w:rPr>
-          <w:rFonts w:ascii="Arial" w:hAnsi="Arial" w:cs="Arial"/>
-          <w:lang w:val="en-US"/>
-        </w:rPr>
-        <w:t xml:space="preserve">, </w:t>
-      </w:r>
-      <w:proofErr w:type="spellStart"/>
-      <w:r>
-        <w:rPr>
-          <w:rFonts w:ascii="Arial" w:hAnsi="Arial" w:cs="Arial"/>
-          <w:lang w:val="en-US"/>
-        </w:rPr>
-        <w:t>mohon</w:t>
-      </w:r>
-      <w:proofErr w:type="spellEnd"/>
-      <w:r>
-        <w:rPr>
-          <w:rFonts w:ascii="Arial" w:hAnsi="Arial" w:cs="Arial"/>
-          <w:lang w:val="en-US"/>
-        </w:rPr>
-        <w:t xml:space="preserve"> </w:t>
-      </w:r>
-      <w:r>
-        <w:rPr>
-          <w:rFonts w:ascii="Arial" w:hAnsi="Arial" w:cs="Arial"/>
-          <w:lang w:val="en-US"/>
-        </w:rPr>
-        <w:t>Bapak/Ibu Dosen</w:t>
-      </w:r>
-      <w:r>
-        <w:rPr>
-          <w:rFonts w:ascii="Arial" w:hAnsi="Arial" w:cs="Arial"/>
-          <w:lang w:val="en-US"/>
-        </w:rPr>
-        <w:t xml:space="preserve"> </w:t>
-      </w:r>
-      <w:proofErr w:type="spellStart"/>
-      <w:r>
-        <w:rPr>
-          <w:rFonts w:ascii="Arial" w:hAnsi="Arial" w:cs="Arial"/>
-          <w:lang w:val="en-US"/>
-        </w:rPr>
-        <w:t>berkenan</w:t>
-      </w:r>
-      <w:proofErr w:type="spellEnd"/>
-      <w:r>
-        <w:rPr>
-          <w:rFonts w:ascii="Arial" w:hAnsi="Arial" w:cs="Arial"/>
-          <w:lang w:val="en-US"/>
-        </w:rPr>
-        <w:t xml:space="preserve"> </w:t>
-      </w:r>
-      <w:proofErr w:type="spellStart"/>
-      <w:r>
-        <w:rPr>
-          <w:rFonts w:ascii="Arial" w:hAnsi="Arial" w:cs="Arial"/>
-          <w:lang w:val="en-US"/>
-        </w:rPr>
-        <w:t>hadir</w:t>
-      </w:r>
-      <w:proofErr w:type="spellEnd"/>
-      <w:r>
-        <w:rPr>
-          <w:rFonts w:ascii="Arial" w:hAnsi="Arial" w:cs="Arial"/>
-          <w:lang w:val="en-US"/>
-        </w:rPr>
-        <w:t xml:space="preserve"> pada </w:t>
-      </w:r>
-      <w:proofErr w:type="spellStart"/>
-      <w:r>
-        <w:rPr>
-          <w:rFonts w:ascii="Arial" w:hAnsi="Arial" w:cs="Arial"/>
-          <w:lang w:val="en-US"/>
-        </w:rPr>
-        <w:t>kegiatan</w:t>
-      </w:r>
-      <w:proofErr w:type="spellEnd"/>
-      <w:r>
-        <w:rPr>
-          <w:rFonts w:ascii="Arial" w:hAnsi="Arial" w:cs="Arial"/>
-          <w:lang w:val="en-US"/>
-        </w:rPr>
-        <w:t xml:space="preserve"> seminar.</w:t>
-      </w:r>
-      <w:r>
-        <w:rPr>
-          <w:rFonts w:ascii="Arial" w:hAnsi="Arial" w:cs="Arial"/>
-          <w:lang w:val="en-US"/>
-        </w:rPr>
-        <w:t xml:space="preserve"> </w:t>
-      </w:r>
-      <w:r>
-        <w:rPr>
-          <w:rFonts w:ascii="Arial" w:hAnsi="Arial" w:cs="Arial"/>
-          <w:lang w:val="en-US"/>
-        </w:rPr>
-        <w:t xml:space="preserve">Adapun </w:t>
-      </w:r>
-      <w:proofErr w:type="spellStart"/>
-      <w:r>
-        <w:rPr>
-          <w:rFonts w:ascii="Arial" w:hAnsi="Arial" w:cs="Arial"/>
-          <w:lang w:val="en-US"/>
-        </w:rPr>
-        <w:t>pelaksanaan</w:t>
-      </w:r>
-      <w:proofErr w:type="spellEnd"/>
-      <w:r>
-        <w:rPr>
-          <w:rFonts w:ascii="Arial" w:hAnsi="Arial" w:cs="Arial"/>
-          <w:lang w:val="en-US"/>
-        </w:rPr>
-        <w:t xml:space="preserve"> </w:t>
-      </w:r>
-      <w:r>
-        <w:rPr>
-          <w:rFonts w:ascii="Arial" w:hAnsi="Arial" w:cs="Arial"/>
-          <w:lang w:val="en-US"/>
-        </w:rPr>
-        <w:t xml:space="preserve">Seminar Proposal </w:t>
-      </w:r>
-      <w:proofErr w:type="spellStart"/>
-      <w:r>
-        <w:rPr>
-          <w:rFonts w:ascii="Arial" w:hAnsi="Arial" w:cs="Arial"/>
-          <w:lang w:val="en-US"/>
-        </w:rPr>
-        <w:t>Tugas</w:t>
-      </w:r>
-      <w:proofErr w:type="spellEnd"/>
-      <w:r>
-        <w:rPr>
-          <w:rFonts w:ascii="Arial" w:hAnsi="Arial" w:cs="Arial"/>
-          <w:lang w:val="en-US"/>
-        </w:rPr>
-        <w:t xml:space="preserve"> Akhir </w:t>
-      </w:r>
-      <w:proofErr w:type="spellStart"/>
-      <w:r>
-        <w:rPr>
-          <w:rFonts w:ascii="Arial" w:hAnsi="Arial" w:cs="Arial"/>
-          <w:lang w:val="en-US"/>
-        </w:rPr>
-        <w:t>tersebut</w:t>
-      </w:r>
-      <w:proofErr w:type="spellEnd"/>
-      <w:r>
-        <w:rPr>
-          <w:rFonts w:ascii="Arial" w:hAnsi="Arial" w:cs="Arial"/>
-          <w:lang w:val="en-US"/>
-        </w:rPr>
-        <w:t xml:space="preserve"> </w:t>
-      </w:r>
-      <w:proofErr w:type="spellStart"/>
-      <w:r>
-        <w:rPr>
-          <w:rFonts w:ascii="Arial" w:hAnsi="Arial" w:cs="Arial"/>
-          <w:lang w:val="en-US"/>
-        </w:rPr>
-        <w:t>akan</w:t>
-      </w:r>
-      <w:proofErr w:type="spellEnd"/>
-      <w:r>
-        <w:rPr>
-          <w:rFonts w:ascii="Arial" w:hAnsi="Arial" w:cs="Arial"/>
-          <w:lang w:val="en-US"/>
-        </w:rPr>
-        <w:t xml:space="preserve"> </w:t>
-      </w:r>
-      <w:proofErr w:type="spellStart"/>
-      <w:r>
-        <w:rPr>
-          <w:rFonts w:ascii="Arial" w:hAnsi="Arial" w:cs="Arial"/>
-          <w:lang w:val="en-US"/>
-        </w:rPr>
-        <w:t>dilaksanakan</w:t>
-      </w:r>
-      <w:proofErr w:type="spellEnd"/>
-      <w:r>
-        <w:rPr>
-          <w:rFonts w:ascii="Arial" w:hAnsi="Arial" w:cs="Arial"/>
-          <w:lang w:val="en-US"/>
-        </w:rPr>
-        <w:t xml:space="preserve"> pada:</w:t>
+      <w:r>
+        <w:rPr>
+          <w:rFonts w:ascii="Arial" w:hAnsi="Arial" w:cs="Arial"/>
+          <w:lang w:val="en-US"/>
+        </w:rPr>
+        <w:t>Sehubungan dengan hal tersebut, mohon Bapak/Ibu Dosen berkenan hadir pada kegiatan seminar. Adapun pelaksanaan Seminar Proposal Tugas Akhir tersebut akan dilaksanakan pada:</w:t>
       </w:r>
     </w:p>
     <w:p>
@@ -1004,70 +498,7 @@
         <w:rPr>
           <w:rFonts w:ascii="Arial" w:hAnsi="Arial" w:cs="Arial"/>
         </w:rPr>
-        <w:t xml:space="preserve"> Hari/</w:t>
-      </w:r>
-      <w:proofErr w:type="spellStart"/>
-      <w:r>
-        <w:rPr>
-          <w:rFonts w:ascii="Arial" w:hAnsi="Arial" w:cs="Arial"/>
-        </w:rPr>
-        <w:t>Tanggal</w:t>
-      </w:r>
-      <w:proofErr w:type="spellEnd"/>
-      <w:r>
-        <w:rPr>
-          <w:rFonts w:ascii="Arial" w:hAnsi="Arial" w:cs="Arial"/>
-        </w:rPr>
-        <w:t xml:space="preserve">: </w:t>
-      </w:r>
-      <w:r>
-        <w:rPr>
-          <w:rFonts w:ascii="Arial" w:hAnsi="Arial" w:cs="Arial"/>
-          <w:lang w:val="en-US"/>
-        </w:rPr>
-        <w:t>Selasa</w:t>
-      </w:r>
-      <w:r>
-        <w:rPr>
-          <w:rFonts w:ascii="Arial" w:hAnsi="Arial" w:cs="Arial"/>
-          <w:lang w:val="en-US"/>
-        </w:rPr>
-        <w:t xml:space="preserve"> / </w:t>
-      </w:r>
-      <w:r>
-        <w:rPr>
-          <w:rFonts w:ascii="Arial" w:hAnsi="Arial" w:cs="Arial"/>
-          <w:lang w:val="en-US"/>
-        </w:rPr>
-        <w:t>6</w:t>
-      </w:r>
-      <w:r>
-        <w:rPr>
-          <w:rFonts w:ascii="Arial" w:hAnsi="Arial" w:cs="Arial"/>
-          <w:lang w:val="en-US"/>
-        </w:rPr>
-        <w:t xml:space="preserve"> </w:t>
-      </w:r>
-      <w:r>
-        <w:rPr>
-          <w:rFonts w:ascii="Arial" w:hAnsi="Arial" w:cs="Arial"/>
-          <w:lang w:val="en-US"/>
-        </w:rPr>
-        <w:t>Januari</w:t>
-      </w:r>
-      <w:r>
-        <w:rPr>
-          <w:rFonts w:ascii="Arial" w:hAnsi="Arial" w:cs="Arial"/>
-          <w:lang w:val="en-US"/>
-        </w:rPr>
-        <w:t xml:space="preserve"> 202</w:t>
-      </w:r>
-      <w:r>
-        <w:rPr>
-          <w:rFonts w:ascii="Arial" w:hAnsi="Arial" w:cs="Arial"/>
-          <w:lang w:val="en-US"/>
-        </w:rPr>
-        <w:t>6</w:t>
+        <w:t xml:space="preserve"> Hari/Tanggal: ${HARI_TANGGAL}</w:t>
       </w:r>
     </w:p>
     <w:p>
@@ -1088,28 +519,9 @@
         <w:rPr>
           <w:rFonts w:ascii="Arial" w:hAnsi="Arial" w:cs="Arial"/>
         </w:rPr>
-        <w:t>Waktu</w:t>
-      </w:r>
-      <w:r>
-        <w:rPr>
-          <w:rFonts w:ascii="Arial" w:hAnsi="Arial" w:cs="Arial"/>
-        </w:rPr>
+        <w:t xml:space="preserve">Waktu</w:t>
         <w:tab/>
-        <w:t xml:space="preserve">: </w:t>
-      </w:r>
-      <w:r>
-        <w:rPr>
-          <w:rFonts w:ascii="Arial" w:hAnsi="Arial" w:cs="Arial"/>
-          <w:lang w:val="en-US"/>
-        </w:rPr>
-        <w:t>09.00</w:t>
-      </w:r>
-      <w:r>
-        <w:rPr>
-          <w:rFonts w:ascii="Arial" w:hAnsi="Arial" w:cs="Arial"/>
-          <w:lang w:val="id-ID"/>
-        </w:rPr>
-        <w:t xml:space="preserve"> WIB - Selesai</w:t>
+        <w:t xml:space="preserve">: ${WAKTU}</w:t>
       </w:r>
     </w:p>
     <w:p>
@@ -1125,58 +537,21 @@
           <w:lang w:val="en-US"/>
         </w:rPr>
       </w:pPr>
-      <w:proofErr w:type="spellStart"/>
-      <w:r>
-        <w:rPr>
-          <w:rFonts w:ascii="Arial" w:hAnsi="Arial" w:cs="Arial"/>
-          <w:lang w:val="en-US"/>
-        </w:rPr>
-        <w:t>Tempat</w:t>
-      </w:r>
-      <w:proofErr w:type="spellEnd"/>
-      <w:r>
-        <w:rPr>
-          <w:rFonts w:ascii="Arial" w:hAnsi="Arial" w:cs="Arial"/>
-          <w:lang w:val="en-US"/>
-        </w:rPr>
+      <w:r>
+        <w:rPr>
+          <w:rFonts w:ascii="Arial" w:hAnsi="Arial" w:cs="Arial"/>
+          <w:lang w:val="en-US"/>
+        </w:rPr>
+        <w:t xml:space="preserve">Tempat</w:t>
         <w:tab/>
-        <w:t>:</w:t>
-      </w:r>
-      <w:r>
-        <w:rPr>
-          <w:rFonts w:ascii="Arial" w:hAnsi="Arial" w:cs="Arial"/>
-          <w:lang w:val="en-US"/>
-        </w:rPr>
-        <w:t xml:space="preserve"> </w:t>
-      </w:r>
-      <w:r>
-        <w:rPr>
-          <w:rFonts w:ascii="Arial" w:hAnsi="Arial" w:cs="Arial"/>
-          <w:b/>
-          <w:bCs/>
-          <w:lang w:val="en-US"/>
-        </w:rPr>
-        <w:t xml:space="preserve">Ruang Seminar </w:t>
-      </w:r>
-      <w:proofErr w:type="spellStart"/>
-      <w:r>
-        <w:rPr>
-          <w:rFonts w:ascii="Arial" w:hAnsi="Arial" w:cs="Arial"/>
-          <w:b/>
-          <w:bCs/>
-          <w:lang w:val="en-US"/>
-        </w:rPr>
-        <w:t>Opsjar</w:t>
-      </w:r>
-      <w:proofErr w:type="spellEnd"/>
-      <w:r>
-        <w:rPr>
-          <w:rFonts w:ascii="Arial" w:hAnsi="Arial" w:cs="Arial"/>
-          <w:b/>
-          <w:bCs/>
-          <w:lang w:val="en-US"/>
-        </w:rPr>
-        <w:t xml:space="preserve"> (Galaxy)</w:t>
+        <w:t xml:space="preserve">: </w:t>
+      </w:r>
+      <w:r>
+        <w:rPr>
+          <w:rFonts w:ascii="Arial" w:hAnsi="Arial" w:cs="Arial"/>
+          <w:lang w:val="en-US"/>
+        </w:rPr>
+        <w:t>${TEMPAT}</w:t>
       </w:r>
     </w:p>
     <w:p>
@@ -1192,48 +567,15 @@
           <w:lang w:val="en-US"/>
         </w:rPr>
       </w:pPr>
-      <w:proofErr w:type="spellStart"/>
       <w:r>
         <w:rPr>
           <w:rFonts w:ascii="Arial" w:hAnsi="Arial" w:cs="Arial"/>
           <w:lang w:val="en-US"/>
         </w:rPr>
         <w:t>Pimpinan</w:t>
-      </w:r>
-      <w:proofErr w:type="spellEnd"/>
-      <w:r>
-        <w:rPr>
-          <w:rFonts w:ascii="Arial" w:hAnsi="Arial" w:cs="Arial"/>
-          <w:lang w:val="en-US"/>
-        </w:rPr>
         <w:tab/>
-        <w:t xml:space="preserve">: </w:t>
-      </w:r>
-      <w:proofErr w:type="spellStart"/>
-      <w:r>
-        <w:rPr>
-          <w:rFonts w:ascii="Arial" w:hAnsi="Arial" w:cs="Arial"/>
-          <w:lang w:val="en-US"/>
-        </w:rPr>
-        <w:t>Ketua</w:t>
-      </w:r>
-      <w:proofErr w:type="spellEnd"/>
-      <w:r>
-        <w:rPr>
-          <w:rFonts w:ascii="Arial" w:hAnsi="Arial" w:cs="Arial"/>
-          <w:lang w:val="en-US"/>
-        </w:rPr>
-        <w:t xml:space="preserve"> Program Studi </w:t>
-      </w:r>
-      <w:proofErr w:type="spellStart"/>
-      <w:r>
-        <w:rPr>
-          <w:rFonts w:ascii="Arial" w:hAnsi="Arial" w:cs="Arial"/>
-          <w:lang w:val="en-US"/>
-        </w:rPr>
-        <w:t>Informatika</w:t>
-      </w:r>
-      <w:proofErr w:type="spellEnd"/>
+        <w:t>: Ketua Program Studi Informatika</w:t>
+      </w:r>
     </w:p>
     <w:p>
       <w:pPr>
@@ -1262,75 +604,11 @@
           <w:rFonts w:ascii="Arial" w:hAnsi="Arial" w:cs="Arial"/>
         </w:rPr>
       </w:pPr>
-      <w:proofErr w:type="spellStart"/>
-      <w:r>
-        <w:rPr>
-          <w:rFonts w:ascii="Arial" w:hAnsi="Arial" w:cs="Arial"/>
-        </w:rPr>
-        <w:t>Demikian</w:t>
-      </w:r>
-      <w:proofErr w:type="spellEnd"/>
-      <w:r>
-        <w:rPr>
-          <w:rFonts w:ascii="Arial" w:hAnsi="Arial" w:cs="Arial"/>
-        </w:rPr>
-        <w:t xml:space="preserve">, </w:t>
-      </w:r>
-      <w:proofErr w:type="spellStart"/>
-      <w:r>
-        <w:rPr>
-          <w:rFonts w:ascii="Arial" w:hAnsi="Arial" w:cs="Arial"/>
-        </w:rPr>
-        <w:t>mohon</w:t>
-      </w:r>
-      <w:proofErr w:type="spellEnd"/>
-      <w:r>
-        <w:rPr>
-          <w:rFonts w:ascii="Arial" w:hAnsi="Arial" w:cs="Arial"/>
-        </w:rPr>
-        <w:t xml:space="preserve"> </w:t>
-      </w:r>
-      <w:proofErr w:type="spellStart"/>
-      <w:r>
-        <w:rPr>
-          <w:rFonts w:ascii="Arial" w:hAnsi="Arial" w:cs="Arial"/>
-        </w:rPr>
-        <w:t>menjadikan</w:t>
-      </w:r>
-      <w:proofErr w:type="spellEnd"/>
-      <w:r>
-        <w:rPr>
-          <w:rFonts w:ascii="Arial" w:hAnsi="Arial" w:cs="Arial"/>
-        </w:rPr>
-        <w:t xml:space="preserve"> </w:t>
-      </w:r>
-      <w:proofErr w:type="spellStart"/>
-      <w:r>
-        <w:rPr>
-          <w:rFonts w:ascii="Arial" w:hAnsi="Arial" w:cs="Arial"/>
-        </w:rPr>
-        <w:t>maklum</w:t>
-      </w:r>
-      <w:proofErr w:type="spellEnd"/>
-      <w:r>
-        <w:rPr>
-          <w:rFonts w:ascii="Arial" w:hAnsi="Arial" w:cs="Arial"/>
-        </w:rPr>
-        <w:t xml:space="preserve"> dan </w:t>
-      </w:r>
-      <w:proofErr w:type="spellStart"/>
-      <w:r>
-        <w:rPr>
-          <w:rFonts w:ascii="Arial" w:hAnsi="Arial" w:cs="Arial"/>
-        </w:rPr>
-        <w:t>terimakasih</w:t>
-      </w:r>
-      <w:proofErr w:type="spellEnd"/>
-      <w:r>
-        <w:rPr>
-          <w:rFonts w:ascii="Arial" w:hAnsi="Arial" w:cs="Arial"/>
-        </w:rPr>
-        <w:t xml:space="preserve"> atas kerjasamanya.</w:t>
+      <w:r>
+        <w:rPr>
+          <w:rFonts w:ascii="Arial" w:hAnsi="Arial" w:cs="Arial"/>
+        </w:rPr>
+        <w:t>Demikian, mohon menjadikan maklum dan terimakasih atas kerjasamanya.</w:t>
       </w:r>
     </w:p>
     <w:p>
@@ -1390,21 +668,8 @@
           <w:lang w:val="sv-SE"/>
         </w:rPr>
         <w:t xml:space="preserve">                                                                          </w:t>
-      </w:r>
-      <w:r>
-        <w:rPr>
-          <w:rFonts w:ascii="Arial" w:hAnsi="Arial" w:cs="Arial"/>
-          <w:lang w:val="sv-SE"/>
-        </w:rPr>
         <w:tab/>
-        <w:t xml:space="preserve">            Yogyakarta,  </w:t>
-      </w:r>
-      <w:r>
-        <w:rPr>
-          <w:rFonts w:ascii="Arial" w:hAnsi="Arial" w:cs="Arial"/>
-          <w:lang w:val="en-US"/>
-        </w:rPr>
-        <w:t>2 Januari 2026</w:t>
+        <w:t xml:space="preserve">            Yogyakarta,  ${TANGGAL_PEMBUATAN}</w:t>
       </w:r>
     </w:p>
     <w:p>
@@ -1423,14 +688,7 @@
           <w:rFonts w:ascii="Arial" w:hAnsi="Arial" w:cs="Arial"/>
           <w:lang w:val="sv-SE"/>
         </w:rPr>
-        <w:t xml:space="preserve">                                                                                     </w:t>
-      </w:r>
-      <w:r>
-        <w:rPr>
-          <w:rFonts w:ascii="Arial" w:hAnsi="Arial" w:cs="Arial"/>
-          <w:lang w:val="sv-SE"/>
-        </w:rPr>
-        <w:t xml:space="preserve"> a.n. Ketua Prodi Informatika</w:t>
+        <w:t xml:space="preserve">                                                                                      a.n. Ketua Prodi Informatika</w:t>
       </w:r>
     </w:p>
     <w:p>
@@ -1551,21 +809,8 @@
           <w:lang w:val="sv-SE"/>
         </w:rPr>
         <w:tab/>
-      </w:r>
-      <w:r>
-        <w:rPr>
-          <w:rFonts w:ascii="Arial" w:hAnsi="Arial" w:cs="Arial"/>
-          <w:lang w:val="sv-SE"/>
-        </w:rPr>
         <w:tab/>
-        <w:t xml:space="preserve">                      </w:t>
-      </w:r>
-      <w:r>
-        <w:rPr>
-          <w:rFonts w:ascii="Arial" w:hAnsi="Arial" w:cs="Arial"/>
-          <w:lang w:val="sv-SE"/>
-        </w:rPr>
-        <w:t xml:space="preserve">Sekretaris </w:t>
+        <w:t xml:space="preserve">                      Sekretaris </w:t>
       </w:r>
       <w:r>
         <w:rPr>
@@ -1579,17 +824,8 @@
           <w:rFonts w:ascii="Arial" w:hAnsi="Arial" w:cs="Arial"/>
           <w:lang w:val="en-US"/>
         </w:rPr>
-        <w:t xml:space="preserve"> </w:t>
-      </w:r>
-      <w:proofErr w:type="spellStart"/>
-      <w:r>
-        <w:rPr>
-          <w:rFonts w:ascii="Arial" w:hAnsi="Arial" w:cs="Arial"/>
-          <w:lang w:val="en-US"/>
-        </w:rPr>
-        <w:t>Informatika</w:t>
-      </w:r>
-      <w:proofErr w:type="spellEnd"/>
+        <w:t xml:space="preserve"> Informatika</w:t>
+      </w:r>
     </w:p>
     <w:p>
       <w:pPr>
@@ -1669,35 +905,7 @@
           <w:rFonts w:ascii="Arial" w:hAnsi="Arial" w:cs="Arial"/>
           <w:lang w:val="sv-SE"/>
         </w:rPr>
-        <w:t xml:space="preserve">  </w:t>
-      </w:r>
-      <w:r>
-        <w:rPr>
-          <w:rFonts w:ascii="Arial" w:hAnsi="Arial" w:cs="Arial"/>
-          <w:lang w:val="sv-SE"/>
-        </w:rPr>
-        <w:t xml:space="preserve">          </w:t>
-      </w:r>
-      <w:r>
-        <w:rPr>
-          <w:rFonts w:ascii="Arial" w:hAnsi="Arial" w:cs="Arial"/>
-          <w:lang w:val="sv-SE"/>
-        </w:rPr>
-        <w:t xml:space="preserve">   </w:t>
-      </w:r>
-      <w:r>
-        <w:rPr>
-          <w:rFonts w:ascii="Arial" w:hAnsi="Arial" w:cs="Arial"/>
-          <w:lang w:val="sv-SE"/>
-        </w:rPr>
-        <w:t xml:space="preserve"> </w:t>
-      </w:r>
-      <w:r>
-        <w:rPr>
-          <w:rFonts w:ascii="Arial" w:hAnsi="Arial" w:cs="Arial"/>
-          <w:lang w:val="sv-SE"/>
-        </w:rPr>
-        <w:t>Sudaryanto, S.T., M.Eng.</w:t>
+        <w:t xml:space="preserve">                Sudaryanto, S.T., M.Eng.</w:t>
       </w:r>
     </w:p>
     <w:p>
@@ -1716,870 +924,8 @@
         </w:sectPr>
       </w:pPr>
     </w:p>
-    <w:p>
-      <w:pPr>
-        <w:rPr>
-          <w:rFonts w:ascii="Arial" w:hAnsi="Arial" w:cs="Arial"/>
-          <w:sz w:val="22"/>
-          <w:szCs w:val="22"/>
-          <w:lang w:val="sv-SE"/>
-        </w:rPr>
-      </w:pPr>
-      <w:r>
-        <w:rPr>
-          <w:rFonts w:ascii="Arial" w:hAnsi="Arial" w:cs="Arial"/>
-          <w:sz w:val="22"/>
-          <w:szCs w:val="22"/>
-          <w:lang w:val="sv-SE"/>
-        </w:rPr>
-        <w:lastRenderedPageBreak/>
-        <w:t>Lampiran: Jadwal Peserta Seminar Proposal TA</w:t>
-      </w:r>
-    </w:p>
-    <w:p>
-      <w:pPr>
-        <w:rPr>
-          <w:rFonts w:ascii="Arial" w:hAnsi="Arial" w:cs="Arial"/>
-          <w:sz w:val="22"/>
-          <w:szCs w:val="22"/>
-          <w:lang w:val="sv-SE"/>
-        </w:rPr>
-      </w:pPr>
-    </w:p>
-    <w:p>
-      <w:pPr>
-        <w:jc w:val="center"/>
-        <w:rPr>
-          <w:rFonts w:ascii="Arial" w:hAnsi="Arial" w:cs="Arial"/>
-          <w:b/>
-          <w:bCs/>
-          <w:sz w:val="22"/>
-          <w:szCs w:val="22"/>
-        </w:rPr>
-      </w:pPr>
-    </w:p>
-    <w:p>
-      <w:pPr>
-        <w:jc w:val="center"/>
-        <w:rPr>
-          <w:rFonts w:ascii="Arial" w:hAnsi="Arial" w:cs="Arial"/>
-          <w:b/>
-          <w:bCs/>
-          <w:sz w:val="22"/>
-          <w:szCs w:val="22"/>
-        </w:rPr>
-      </w:pPr>
-      <w:proofErr w:type="gramStart"/>
-      <w:r>
-        <w:rPr>
-          <w:rFonts w:ascii="Arial" w:hAnsi="Arial" w:cs="Arial"/>
-          <w:b/>
-          <w:bCs/>
-          <w:sz w:val="22"/>
-          <w:szCs w:val="22"/>
-        </w:rPr>
-        <w:t>DAFTAR  PEMAKALAH</w:t>
-      </w:r>
-      <w:proofErr w:type="gramEnd"/>
-    </w:p>
-    <w:p>
-      <w:pPr>
-        <w:jc w:val="center"/>
-        <w:rPr>
-          <w:rFonts w:ascii="Arial" w:hAnsi="Arial" w:cs="Arial"/>
-          <w:b/>
-          <w:bCs/>
-          <w:sz w:val="22"/>
-          <w:szCs w:val="22"/>
-          <w:lang w:val="en-US"/>
-        </w:rPr>
-      </w:pPr>
-      <w:r>
-        <w:rPr>
-          <w:rFonts w:ascii="Arial" w:hAnsi="Arial" w:cs="Arial"/>
-          <w:b/>
-          <w:bCs/>
-          <w:sz w:val="22"/>
-          <w:szCs w:val="22"/>
-        </w:rPr>
-        <w:t xml:space="preserve">SEMINAR PROPOSAL </w:t>
-      </w:r>
-      <w:proofErr w:type="spellStart"/>
-      <w:r>
-        <w:rPr>
-          <w:rFonts w:ascii="Arial" w:hAnsi="Arial" w:cs="Arial"/>
-          <w:b/>
-          <w:bCs/>
-          <w:sz w:val="22"/>
-          <w:szCs w:val="22"/>
-        </w:rPr>
-        <w:t>Tugas</w:t>
-      </w:r>
-      <w:proofErr w:type="spellEnd"/>
-      <w:r>
-        <w:rPr>
-          <w:rFonts w:ascii="Arial" w:hAnsi="Arial" w:cs="Arial"/>
-          <w:b/>
-          <w:bCs/>
-          <w:sz w:val="22"/>
-          <w:szCs w:val="22"/>
-        </w:rPr>
-        <w:t xml:space="preserve"> Akhir </w:t>
-      </w:r>
-      <w:r>
-        <w:rPr>
-          <w:rFonts w:ascii="Arial" w:hAnsi="Arial" w:cs="Arial"/>
-          <w:b/>
-          <w:bCs/>
-          <w:sz w:val="22"/>
-          <w:szCs w:val="22"/>
-        </w:rPr>
-        <w:t>Ganjil 2025/2026</w:t>
-      </w:r>
-    </w:p>
-    <w:p>
-      <w:pPr>
-        <w:jc w:val="center"/>
-        <w:rPr>
-          <w:rFonts w:ascii="Arial" w:hAnsi="Arial" w:cs="Arial"/>
-          <w:b/>
-          <w:bCs/>
-          <w:sz w:val="22"/>
-          <w:szCs w:val="22"/>
-          <w:lang w:val="id-ID"/>
-        </w:rPr>
-      </w:pPr>
-      <w:r>
-        <w:rPr>
-          <w:rFonts w:ascii="Arial" w:hAnsi="Arial" w:cs="Arial"/>
-          <w:b/>
-          <w:bCs/>
-          <w:sz w:val="22"/>
-          <w:szCs w:val="22"/>
-        </w:rPr>
-        <w:t>HARI/</w:t>
-      </w:r>
-      <w:proofErr w:type="gramStart"/>
-      <w:r>
-        <w:rPr>
-          <w:rFonts w:ascii="Arial" w:hAnsi="Arial" w:cs="Arial"/>
-          <w:b/>
-          <w:bCs/>
-          <w:sz w:val="22"/>
-          <w:szCs w:val="22"/>
-        </w:rPr>
-        <w:t>TANGGAL :</w:t>
-      </w:r>
-      <w:proofErr w:type="gramEnd"/>
-      <w:r>
-        <w:rPr>
-          <w:rFonts w:ascii="Arial" w:hAnsi="Arial" w:cs="Arial"/>
-          <w:b/>
-          <w:bCs/>
-          <w:sz w:val="22"/>
-          <w:szCs w:val="22"/>
-        </w:rPr>
-        <w:t xml:space="preserve"> </w:t>
-      </w:r>
-      <w:r>
-        <w:rPr>
-          <w:rFonts w:ascii="Arial" w:hAnsi="Arial" w:cs="Arial"/>
-          <w:b/>
-          <w:bCs/>
-          <w:sz w:val="22"/>
-          <w:szCs w:val="22"/>
-          <w:lang w:val="id-ID"/>
-        </w:rPr>
-        <w:t xml:space="preserve"> </w:t>
-      </w:r>
-      <w:r>
-        <w:rPr>
-          <w:rFonts w:ascii="Arial" w:hAnsi="Arial" w:cs="Arial"/>
-          <w:b/>
-          <w:bCs/>
-          <w:sz w:val="22"/>
-          <w:szCs w:val="22"/>
-          <w:lang w:val="en-US"/>
-        </w:rPr>
-        <w:t>Selasa / 6 Januari 2026</w:t>
-      </w:r>
-    </w:p>
-    <w:p>
-      <w:pPr>
-        <w:spacing w:line="360" w:lineRule="auto"/>
-        <w:ind w:left="142"/>
-        <w:jc w:val="center"/>
-        <w:rPr>
-          <w:rFonts w:ascii="Arial" w:hAnsi="Arial" w:cs="Arial"/>
-          <w:bCs/>
-          <w:sz w:val="22"/>
-          <w:szCs w:val="22"/>
-          <w:lang w:val="id-ID"/>
-        </w:rPr>
-      </w:pPr>
-    </w:p>
-    <w:p>
-      <w:pPr>
-        <w:rPr>
-          <w:rFonts w:ascii="Arial" w:hAnsi="Arial" w:cs="Arial"/>
-          <w:bCs/>
-          <w:sz w:val="22"/>
-          <w:szCs w:val="22"/>
-        </w:rPr>
-      </w:pPr>
-      <w:r>
-        <w:rPr>
-          <w:rFonts w:ascii="Arial" w:hAnsi="Arial" w:cs="Arial"/>
-          <w:bCs/>
-          <w:sz w:val="22"/>
-          <w:szCs w:val="22"/>
-        </w:rPr>
-        <w:t>Waktu</w:t>
-      </w:r>
-      <w:r>
-        <w:rPr>
-          <w:rFonts w:ascii="Arial" w:hAnsi="Arial" w:cs="Arial"/>
-          <w:bCs/>
-          <w:sz w:val="22"/>
-          <w:szCs w:val="22"/>
-        </w:rPr>
-        <w:t xml:space="preserve">: </w:t>
-      </w:r>
-      <w:r>
-        <w:rPr>
-          <w:rFonts w:ascii="Arial" w:hAnsi="Arial" w:cs="Arial"/>
-          <w:bCs/>
-          <w:sz w:val="22"/>
-          <w:szCs w:val="22"/>
-        </w:rPr>
-        <w:t>09</w:t>
-      </w:r>
-      <w:r>
-        <w:rPr>
-          <w:rFonts w:ascii="Arial" w:hAnsi="Arial" w:cs="Arial"/>
-          <w:bCs/>
-          <w:sz w:val="22"/>
-          <w:szCs w:val="22"/>
-        </w:rPr>
-        <w:t>.00</w:t>
-      </w:r>
-      <w:r>
-        <w:rPr>
-          <w:rFonts w:ascii="Arial" w:hAnsi="Arial" w:cs="Arial"/>
-          <w:bCs/>
-          <w:sz w:val="22"/>
-          <w:szCs w:val="22"/>
-        </w:rPr>
-        <w:t xml:space="preserve"> </w:t>
-      </w:r>
-      <w:proofErr w:type="spellStart"/>
-      <w:r>
-        <w:rPr>
-          <w:rFonts w:ascii="Arial" w:hAnsi="Arial" w:cs="Arial"/>
-          <w:bCs/>
-          <w:sz w:val="22"/>
-          <w:szCs w:val="22"/>
-          <w:lang w:val="en-US"/>
-        </w:rPr>
-        <w:t>s.d.</w:t>
-      </w:r>
-      <w:proofErr w:type="spellEnd"/>
-      <w:r>
-        <w:rPr>
-          <w:rFonts w:ascii="Arial" w:hAnsi="Arial" w:cs="Arial"/>
-          <w:bCs/>
-          <w:sz w:val="22"/>
-          <w:szCs w:val="22"/>
-          <w:lang w:val="en-US"/>
-        </w:rPr>
-        <w:t xml:space="preserve"> </w:t>
-      </w:r>
-      <w:proofErr w:type="spellStart"/>
-      <w:r>
-        <w:rPr>
-          <w:rFonts w:ascii="Arial" w:hAnsi="Arial" w:cs="Arial"/>
-          <w:bCs/>
-          <w:sz w:val="22"/>
-          <w:szCs w:val="22"/>
-          <w:lang w:val="en-US"/>
-        </w:rPr>
-        <w:t>Selesai</w:t>
-      </w:r>
-      <w:proofErr w:type="spellEnd"/>
-      <w:r>
-        <w:rPr>
-          <w:rFonts w:ascii="Arial" w:hAnsi="Arial" w:cs="Arial"/>
-          <w:bCs/>
-          <w:sz w:val="22"/>
-          <w:szCs w:val="22"/>
-        </w:rPr>
-        <w:t xml:space="preserve"> </w:t>
-      </w:r>
-    </w:p>
-    <w:p>
-      <w:pPr>
-        <w:spacing w:line="360" w:lineRule="auto"/>
-        <w:rPr>
-          <w:rFonts w:ascii="Arial" w:hAnsi="Arial" w:cs="Arial"/>
-          <w:bCs/>
-          <w:sz w:val="22"/>
-          <w:szCs w:val="22"/>
-          <w:lang w:val="id-ID"/>
-        </w:rPr>
-      </w:pPr>
-    </w:p>
-    <w:tbl>
-      <w:tblPr>
-        <w:tblW w:w="5241" w:type="pct"/>
-        <w:tblInd w:w="-601" w:type="dxa"/>
-        <w:tblBorders>
-          <w:top w:val="single" w:sz="4" w:space="0" w:color="auto"/>
-          <w:left w:val="single" w:sz="4" w:space="0" w:color="auto"/>
-          <w:bottom w:val="single" w:sz="4" w:space="0" w:color="auto"/>
-          <w:right w:val="single" w:sz="4" w:space="0" w:color="auto"/>
-          <w:insideH w:val="single" w:sz="4" w:space="0" w:color="auto"/>
-          <w:insideV w:val="single" w:sz="4" w:space="0" w:color="auto"/>
-        </w:tblBorders>
-        <w:tblLook w:val="0000" w:firstRow="0" w:lastRow="0" w:firstColumn="0" w:lastColumn="0" w:noHBand="0" w:noVBand="0"/>
-      </w:tblPr>
-      <w:tblGrid>
-        <w:gridCol w:w="1903"/>
-        <w:gridCol w:w="1477"/>
-        <w:gridCol w:w="5660"/>
-        <w:gridCol w:w="4534"/>
-      </w:tblGrid>
-      <w:tr>
-        <w:trPr>
-          <w:trHeight w:val="510"/>
-        </w:trPr>
-        <w:tc>
-          <w:tcPr>
-            <w:tcW w:w="701" w:type="pct"/>
-            <w:tcBorders>
-              <w:bottom w:val="single" w:sz="4" w:space="0" w:color="auto"/>
-            </w:tcBorders>
-            <w:vAlign w:val="center"/>
-          </w:tcPr>
-          <w:p>
-            <w:pPr>
-              <w:jc w:val="center"/>
-              <w:rPr>
-                <w:rFonts w:ascii="Arial" w:hAnsi="Arial" w:cs="Arial"/>
-                <w:b/>
-                <w:sz w:val="22"/>
-                <w:szCs w:val="22"/>
-                <w:lang w:val="id-ID"/>
-              </w:rPr>
-            </w:pPr>
-            <w:r>
-              <w:rPr>
-                <w:rFonts w:ascii="Arial" w:hAnsi="Arial" w:cs="Arial"/>
-                <w:b/>
-                <w:sz w:val="22"/>
-                <w:szCs w:val="22"/>
-                <w:lang w:val="id-ID"/>
-              </w:rPr>
-              <w:t>HARI/TANGGAL SEMINAR</w:t>
-            </w:r>
-          </w:p>
-        </w:tc>
-        <w:tc>
-          <w:tcPr>
-            <w:tcW w:w="544" w:type="pct"/>
-            <w:vAlign w:val="center"/>
-          </w:tcPr>
-          <w:p>
-            <w:pPr>
-              <w:pStyle w:val="Heading6"/>
-              <w:rPr>
-                <w:rFonts w:ascii="Arial" w:hAnsi="Arial" w:cs="Arial"/>
-                <w:bCs w:val="0"/>
-                <w:sz w:val="22"/>
-                <w:szCs w:val="22"/>
-              </w:rPr>
-            </w:pPr>
-            <w:r>
-              <w:rPr>
-                <w:rFonts w:ascii="Arial" w:hAnsi="Arial" w:cs="Arial"/>
-                <w:lang w:val="en-GB"/>
-              </w:rPr>
-              <w:t>NIM</w:t>
-            </w:r>
-          </w:p>
-        </w:tc>
-        <w:tc>
-          <w:tcPr>
-            <w:tcW w:w="2085" w:type="pct"/>
-            <w:vAlign w:val="center"/>
-          </w:tcPr>
-          <w:p>
-            <w:pPr>
-              <w:jc w:val="center"/>
-              <w:rPr>
-                <w:rFonts w:ascii="Arial" w:hAnsi="Arial" w:cs="Arial"/>
-                <w:b/>
-                <w:bCs/>
-                <w:sz w:val="22"/>
-                <w:szCs w:val="22"/>
-                <w:lang w:val="en-US"/>
-              </w:rPr>
-            </w:pPr>
-            <w:r>
-              <w:rPr>
-                <w:rFonts w:ascii="Arial" w:hAnsi="Arial" w:cs="Arial"/>
-                <w:b/>
-                <w:bCs/>
-              </w:rPr>
-              <w:t>N</w:t>
-            </w:r>
-            <w:r>
-              <w:rPr>
-                <w:rFonts w:ascii="Arial" w:hAnsi="Arial" w:cs="Arial"/>
-                <w:b/>
-                <w:bCs/>
-                <w:lang w:val="en-US"/>
-              </w:rPr>
-              <w:t>AMA PESERTA SEMINAR</w:t>
-            </w:r>
-          </w:p>
-        </w:tc>
-        <w:tc>
-          <w:tcPr>
-            <w:tcW w:w="1670" w:type="pct"/>
-            <w:vAlign w:val="center"/>
-          </w:tcPr>
-          <w:p>
-            <w:pPr>
-              <w:jc w:val="center"/>
-              <w:rPr>
-                <w:rFonts w:ascii="Arial" w:hAnsi="Arial" w:cs="Arial"/>
-                <w:b/>
-                <w:sz w:val="22"/>
-                <w:szCs w:val="22"/>
-                <w:lang w:val="id-ID"/>
-              </w:rPr>
-            </w:pPr>
-            <w:r>
-              <w:rPr>
-                <w:rFonts w:ascii="Arial" w:hAnsi="Arial" w:cs="Arial"/>
-                <w:b/>
-              </w:rPr>
-              <w:t>JUDUL</w:t>
-            </w:r>
-          </w:p>
-        </w:tc>
-      </w:tr>
-      <w:tr>
-        <w:trPr>
-          <w:trHeight w:val="756"/>
-        </w:trPr>
-        <w:tc>
-          <w:tcPr>
-            <w:tcW w:w="701" w:type="pct"/>
-            <w:vMerge w:val="restart"/>
-            <w:tcBorders>
-              <w:top w:val="single" w:sz="4" w:space="0" w:color="auto"/>
-              <w:left w:val="single" w:sz="4" w:space="0" w:color="auto"/>
-              <w:right w:val="single" w:sz="4" w:space="0" w:color="auto"/>
-            </w:tcBorders>
-            <w:vAlign w:val="center"/>
-          </w:tcPr>
-          <w:p>
-            <w:pPr>
-              <w:jc w:val="center"/>
-              <w:rPr>
-                <w:rFonts w:ascii="Arial" w:hAnsi="Arial" w:cs="Arial"/>
-                <w:b/>
-                <w:sz w:val="22"/>
-                <w:szCs w:val="22"/>
-                <w:lang w:val="en-US"/>
-              </w:rPr>
-            </w:pPr>
-            <w:r>
-              <w:rPr>
-                <w:rFonts w:ascii="Arial" w:hAnsi="Arial" w:cs="Arial"/>
-                <w:b/>
-                <w:sz w:val="22"/>
-                <w:szCs w:val="22"/>
-                <w:lang w:val="en-US"/>
-              </w:rPr>
-              <w:t>Selasa</w:t>
-            </w:r>
-            <w:r>
-              <w:rPr>
-                <w:rFonts w:ascii="Arial" w:hAnsi="Arial" w:cs="Arial"/>
-                <w:b/>
-                <w:sz w:val="22"/>
-                <w:szCs w:val="22"/>
-                <w:lang w:val="en-US"/>
-              </w:rPr>
-              <w:t>,</w:t>
-            </w:r>
-          </w:p>
-          <w:p>
-            <w:pPr>
-              <w:jc w:val="center"/>
-              <w:rPr>
-                <w:rFonts w:ascii="Arial" w:hAnsi="Arial" w:cs="Arial"/>
-                <w:b/>
-                <w:sz w:val="22"/>
-                <w:szCs w:val="22"/>
-                <w:lang w:val="id-ID"/>
-              </w:rPr>
-            </w:pPr>
-            <w:r>
-              <w:rPr>
-                <w:rFonts w:ascii="Arial" w:hAnsi="Arial" w:cs="Arial"/>
-                <w:b/>
-                <w:sz w:val="22"/>
-                <w:szCs w:val="22"/>
-                <w:lang w:val="en-US"/>
-              </w:rPr>
-              <w:t>6</w:t>
-            </w:r>
-            <w:r>
-              <w:rPr>
-                <w:rFonts w:ascii="Arial" w:hAnsi="Arial" w:cs="Arial"/>
-                <w:b/>
-                <w:sz w:val="22"/>
-                <w:szCs w:val="22"/>
-                <w:lang w:val="en-US"/>
-              </w:rPr>
-              <w:t xml:space="preserve"> </w:t>
-            </w:r>
-            <w:r>
-              <w:rPr>
-                <w:rFonts w:ascii="Arial" w:hAnsi="Arial" w:cs="Arial"/>
-                <w:b/>
-                <w:sz w:val="22"/>
-                <w:szCs w:val="22"/>
-                <w:lang w:val="en-US"/>
-              </w:rPr>
-              <w:t>Januari</w:t>
-            </w:r>
-            <w:r>
-              <w:rPr>
-                <w:rFonts w:ascii="Arial" w:hAnsi="Arial" w:cs="Arial"/>
-                <w:b/>
-                <w:sz w:val="22"/>
-                <w:szCs w:val="22"/>
-                <w:lang w:val="en-US"/>
-              </w:rPr>
-              <w:t xml:space="preserve"> 202</w:t>
-            </w:r>
-            <w:r>
-              <w:rPr>
-                <w:rFonts w:ascii="Arial" w:hAnsi="Arial" w:cs="Arial"/>
-                <w:b/>
-                <w:sz w:val="22"/>
-                <w:szCs w:val="22"/>
-                <w:lang w:val="en-US"/>
-              </w:rPr>
-              <w:t>6</w:t>
-            </w:r>
-          </w:p>
-        </w:tc>
-        <w:tc>
-          <w:tcPr>
-            <w:tcW w:w="544" w:type="pct"/>
-            <w:vAlign w:val="center"/>
-          </w:tcPr>
-          <w:p>
-            <w:pPr>
-              <w:spacing w:before="90" w:after="90"/>
-              <w:jc w:val="both"/>
-              <w:rPr>
-                <w:b/>
-                <w:bCs/>
-              </w:rPr>
-            </w:pPr>
-            <w:r>
-              <w:rPr>
-                <w:b/>
-                <w:bCs/>
-              </w:rPr>
-              <w:t>2203001</w:t>
-            </w:r>
-            <w:r>
-              <w:rPr>
-                <w:b/>
-                <w:bCs/>
-              </w:rPr>
-              <w:t xml:space="preserve">3 </w:t>
-            </w:r>
-          </w:p>
-        </w:tc>
-        <w:tc>
-          <w:tcPr>
-            <w:tcW w:w="2085" w:type="pct"/>
-            <w:vAlign w:val="center"/>
-          </w:tcPr>
-          <w:p>
-            <w:pPr>
-              <w:jc w:val="both"/>
-              <w:rPr>
-                <w:b/>
-                <w:bCs/>
-              </w:rPr>
-            </w:pPr>
-            <w:r>
-              <w:rPr>
-                <w:b/>
-                <w:bCs/>
-              </w:rPr>
-              <w:t xml:space="preserve">Elza </w:t>
-            </w:r>
-            <w:proofErr w:type="spellStart"/>
-            <w:r>
-              <w:rPr>
-                <w:b/>
-                <w:bCs/>
-              </w:rPr>
-              <w:t>Gunanda</w:t>
-            </w:r>
-            <w:proofErr w:type="spellEnd"/>
-          </w:p>
-        </w:tc>
-        <w:tc>
-          <w:tcPr>
-            <w:tcW w:w="1670" w:type="pct"/>
-            <w:vAlign w:val="center"/>
-          </w:tcPr>
-          <w:p>
-            <w:pPr>
-              <w:rPr>
-                <w:rFonts w:ascii="Arial" w:hAnsi="Arial" w:cs="Arial"/>
-                <w:b/>
-                <w:sz w:val="22"/>
-                <w:szCs w:val="22"/>
-                <w:lang w:val="id-ID"/>
-              </w:rPr>
-            </w:pPr>
-            <w:proofErr w:type="spellStart"/>
-            <w:r>
-              <w:t>Pengembangan</w:t>
-            </w:r>
-            <w:proofErr w:type="spellEnd"/>
-            <w:r>
-              <w:t xml:space="preserve"> Virtual Tour 3d </w:t>
-            </w:r>
-            <w:proofErr w:type="spellStart"/>
-            <w:r>
-              <w:t>Berbasis</w:t>
-            </w:r>
-            <w:proofErr w:type="spellEnd"/>
-            <w:r>
-              <w:t xml:space="preserve"> Website </w:t>
-            </w:r>
-            <w:proofErr w:type="spellStart"/>
-            <w:r>
-              <w:t>Untuk</w:t>
-            </w:r>
-            <w:proofErr w:type="spellEnd"/>
-            <w:r>
-              <w:t xml:space="preserve"> </w:t>
-            </w:r>
-            <w:proofErr w:type="spellStart"/>
-            <w:r>
-              <w:t>Mendukung</w:t>
-            </w:r>
-            <w:proofErr w:type="spellEnd"/>
-            <w:r>
-              <w:t xml:space="preserve"> </w:t>
-            </w:r>
-            <w:proofErr w:type="spellStart"/>
-            <w:r>
-              <w:t>Implementasi</w:t>
-            </w:r>
-            <w:proofErr w:type="spellEnd"/>
-            <w:r>
-              <w:t xml:space="preserve"> </w:t>
-            </w:r>
-            <w:proofErr w:type="spellStart"/>
-            <w:r>
-              <w:t>Kuliner</w:t>
-            </w:r>
-            <w:proofErr w:type="spellEnd"/>
-            <w:r>
-              <w:t xml:space="preserve"> Sore Pasar </w:t>
-            </w:r>
-            <w:proofErr w:type="spellStart"/>
-            <w:r>
-              <w:t>Kluwih</w:t>
-            </w:r>
-            <w:proofErr w:type="spellEnd"/>
-            <w:r>
-              <w:t xml:space="preserve"> </w:t>
-            </w:r>
-            <w:proofErr w:type="spellStart"/>
-            <w:r>
-              <w:t>Suryoputran</w:t>
-            </w:r>
-            <w:proofErr w:type="spellEnd"/>
-          </w:p>
-        </w:tc>
-      </w:tr>
-      <w:tr>
-        <w:trPr>
-          <w:trHeight w:val="902"/>
-        </w:trPr>
-        <w:tc>
-          <w:tcPr>
-            <w:tcW w:w="701" w:type="pct"/>
-            <w:vMerge/>
-            <w:tcBorders>
-              <w:left w:val="single" w:sz="4" w:space="0" w:color="auto"/>
-              <w:right w:val="single" w:sz="4" w:space="0" w:color="auto"/>
-            </w:tcBorders>
-            <w:vAlign w:val="center"/>
-          </w:tcPr>
-          <w:p>
-            <w:pPr>
-              <w:jc w:val="center"/>
-              <w:rPr>
-                <w:rFonts w:ascii="Arial" w:hAnsi="Arial" w:cs="Arial"/>
-                <w:b/>
-                <w:sz w:val="22"/>
-                <w:szCs w:val="22"/>
-                <w:lang w:val="id-ID"/>
-              </w:rPr>
-            </w:pPr>
-          </w:p>
-        </w:tc>
-        <w:tc>
-          <w:tcPr>
-            <w:tcW w:w="544" w:type="pct"/>
-            <w:vAlign w:val="center"/>
-          </w:tcPr>
-          <w:p>
-            <w:pPr>
-              <w:pStyle w:val="Heading6"/>
-              <w:jc w:val="both"/>
-              <w:rPr>
-                <w:rFonts w:ascii="Arial" w:hAnsi="Arial" w:cs="Arial"/>
-                <w:b w:val="0"/>
-                <w:bCs w:val="0"/>
-                <w:sz w:val="22"/>
-                <w:szCs w:val="22"/>
-                <w:lang w:val="en-GB"/>
-              </w:rPr>
-            </w:pPr>
-            <w:r>
-              <w:t>22030011</w:t>
-            </w:r>
-          </w:p>
-        </w:tc>
-        <w:tc>
-          <w:tcPr>
-            <w:tcW w:w="2085" w:type="pct"/>
-            <w:vAlign w:val="center"/>
-          </w:tcPr>
-          <w:p>
-            <w:pPr>
-              <w:jc w:val="both"/>
-              <w:rPr>
-                <w:rFonts w:ascii="Arial" w:hAnsi="Arial" w:cs="Arial"/>
-                <w:b/>
-                <w:bCs/>
-                <w:sz w:val="22"/>
-                <w:szCs w:val="22"/>
-                <w:lang w:val="id-ID"/>
-              </w:rPr>
-            </w:pPr>
-            <w:r>
-              <w:rPr>
-                <w:b/>
-                <w:bCs/>
-              </w:rPr>
-              <w:t xml:space="preserve">Muhamad </w:t>
-            </w:r>
-            <w:proofErr w:type="spellStart"/>
-            <w:r>
-              <w:rPr>
-                <w:b/>
-                <w:bCs/>
-              </w:rPr>
-              <w:t>Febriansyah</w:t>
-            </w:r>
-            <w:proofErr w:type="spellEnd"/>
-          </w:p>
-        </w:tc>
-        <w:tc>
-          <w:tcPr>
-            <w:tcW w:w="1670" w:type="pct"/>
-            <w:vAlign w:val="center"/>
-          </w:tcPr>
-          <w:p>
-            <w:pPr>
-              <w:rPr>
-                <w:rFonts w:ascii="Arial" w:hAnsi="Arial" w:cs="Arial"/>
-                <w:b/>
-                <w:sz w:val="22"/>
-                <w:szCs w:val="22"/>
-                <w:lang w:val="en-US"/>
-              </w:rPr>
-            </w:pPr>
-            <w:proofErr w:type="spellStart"/>
-            <w:r>
-              <w:t>Pengenalan</w:t>
-            </w:r>
-            <w:proofErr w:type="spellEnd"/>
-            <w:r>
-              <w:t xml:space="preserve"> </w:t>
-            </w:r>
-            <w:proofErr w:type="spellStart"/>
-            <w:r>
-              <w:t>Komponen</w:t>
-            </w:r>
-            <w:proofErr w:type="spellEnd"/>
-            <w:r>
-              <w:t xml:space="preserve"> </w:t>
-            </w:r>
-            <w:proofErr w:type="spellStart"/>
-            <w:r>
-              <w:t>Pesawat</w:t>
-            </w:r>
-            <w:proofErr w:type="spellEnd"/>
-            <w:r>
-              <w:t xml:space="preserve"> Terbang Cessna 172 Skyhawk </w:t>
-            </w:r>
-            <w:proofErr w:type="spellStart"/>
-            <w:r>
-              <w:t>Melalui</w:t>
-            </w:r>
-            <w:proofErr w:type="spellEnd"/>
-            <w:r>
-              <w:t xml:space="preserve"> </w:t>
-            </w:r>
-            <w:proofErr w:type="spellStart"/>
-            <w:r>
-              <w:t>Visualisasi</w:t>
-            </w:r>
-            <w:proofErr w:type="spellEnd"/>
-            <w:r>
-              <w:t xml:space="preserve"> 3d </w:t>
-            </w:r>
-            <w:proofErr w:type="spellStart"/>
-            <w:r>
-              <w:t>Berbasis</w:t>
-            </w:r>
-            <w:proofErr w:type="spellEnd"/>
-            <w:r>
-              <w:t xml:space="preserve"> Website</w:t>
-            </w:r>
-          </w:p>
-        </w:tc>
-      </w:tr>
-    </w:tbl>
-    <w:p>
-      <w:pPr>
-        <w:rPr>
-          <w:lang w:val="sv-SE"/>
-        </w:rPr>
-      </w:pPr>
-    </w:p>
     <w:sectPr>
-      <w:pgSz w:w="15840" w:h="12240" w:orient="landscape"/>
+      <w:pgSz w:w="12240" w:h="15840"/>
       <w:pgMar w:top="1440" w:right="1440" w:bottom="1440" w:left="1440" w:header="720" w:footer="720" w:gutter="0"/>
       <w:cols w:space="720"/>
       <w:docGrid w:linePitch="360"/>
